--- a/state-vignettes/connecticut_highway_report.docx
+++ b/state-vignettes/connecticut_highway_report.docx
@@ -10,12 +10,12 @@
         <w:rPr>
           <w:color w:val="FF5500"/>
         </w:rPr>
-        <w:t>Connecticut Ranks 7th in the Nation in Highway Performance and Cost-Effectiveness</w:t>
+        <w:t>Connecticut Ranks 9th in the Nation in Highway Performance and Cost-Effectiveness</w:t>
       </w:r>
     </w:p>
     <w:p>
       <w:r>
-        <w:t>Connecticut’s highway system ranks 7th in the nation in overall cost-effectiveness and condition.</w:t>
+        <w:t>Connecticut’s highway system ranks 9th in the nation in overall cost-effectiveness and condition.</w:t>
       </w:r>
     </w:p>
     <w:p>
@@ -25,42 +25,42 @@
     </w:p>
     <w:p>
       <w:r>
-        <w:t>In safety and condition categories, Connecticut’s highways rank 11th in urban Interstate pavement condition, 1st in rural Interstate pavement condition, 21st in urban arterial pavement condition, 32nd in rural arterial pavement condition, 18th in structurally deficient bridges, 15th in urban fatality rate, and 18th in rural fatality rate.</w:t>
+        <w:t>In safety and condition categories, Connecticut’s highways rank 12th in urban Interstate pavement condition, 2nd in rural Interstate pavement condition, 23rd in urban arterial pavement condition, 40th in rural arterial pavement condition, 16th in structurally deficient bridges, 19th in urban fatality rate, and 3rd in rural fatality rate.</w:t>
       </w:r>
     </w:p>
     <w:p>
       <w:r>
-        <w:t>Connecticut ranks 28th out of the 50 states in traffic congestion, and its drivers spend 23.57 hours a year stuck in traffic congestion.</w:t>
+        <w:t>Connecticut ranks 24th out of the 50 states in traffic congestion, and its drivers spend 22.36 hours a year stuck in traffic congestion.</w:t>
       </w:r>
     </w:p>
     <w:p>
       <w:r>
-        <w:t>In spending and cost-effectiveness, Connecticut ranks 19th in capital and bridge disbursements, which are the costs of building new roads and bridges and widening existing ones. Connecticut ranks 11th in maintenance spending, such as the costs of repaving roads and filling in potholes. Connecticut’s administrative disbursements, including office spending that doesn’t make its way to roads, rank 16th nationwide.</w:t>
+        <w:t>In spending and cost-effectiveness, Connecticut ranks 19th in capital and bridge disbursements, which are the costs of building new roads and bridges and widening existing ones. Connecticut ranks 9th in maintenance spending, such as the costs of repaving roads and filling in potholes. Connecticut’s administrative disbursements, including office spending that doesn’t make its way to roads, rank 12th nationwide.</w:t>
       </w:r>
     </w:p>
     <w:p>
       <w:r>
-        <w:t>Compared to last year, Connecticut has the following notable changes in rankings: Rural Fatality Rate improved by 12 points, from 30 to 18; Rural Interstate Pavement Condition improved by 8.0 points, from 9 to 1; Urban Other Principal Arterial Pavement Condition improved by 7 points, from 28 to 21; Urban Fatality Rate improved by 11 points, from 26 to 15; Overall improved by 6 points, from 13 to 7.</w:t>
+        <w:t>Compared to last year, Connecticut has the following notable changes in rankings: Rural Other Principal Arterial Pavement Condition worsened by 8 points, from 32 to 40; Rural Fatality Rate improved by 15 points, from 18 to 3; Other Fatality Rate worsened by 9 points, from 23 to 32.</w:t>
       </w:r>
     </w:p>
     <w:p>
       <w:r>
-        <w:t>Compared to neighboring and nearby states, Connecticut’s overall highway performance is better than New Hampshire (13th), Massachusetts (17th), Rhode Island (43rd), and New York (47th).</w:t>
+        <w:t>Compared to neighboring and nearby states, Connecticut’s overall highway performance is better than New Hampshire (12th), Massachusetts (23rd), Rhode Island (38th), and New York (46th).</w:t>
       </w:r>
     </w:p>
     <w:p>
       <w:r>
-        <w:t>Comparing its overall performance to similarly populated states, Connecticut ranks better than Utah (10th), Iowa (35th), Oregon (33rd), and Oklahoma (45th).</w:t>
+        <w:t>Comparing its overall performance to similarly populated states, Connecticut ranks worse than Utah (3rd); better than Iowa (34th), Oregon (28th), and Oklahoma (43rd).</w:t>
       </w:r>
     </w:p>
     <w:p>
       <w:r>
-        <w:t>Connecticut’s highway system ranks 7th out of 50 states overall this year, compared to 13th last year.</w:t>
+        <w:t>Connecticut’s highway system ranks 9th out of 50 states overall this year, compared to 7th last year.</w:t>
       </w:r>
     </w:p>
     <w:p>
       <w:r>
-        <w:t>“Connecticut should focus on reducing Rural Other Principal Arterial Pavement Condition and Urbanized Area Congestion, its two weakest metrics,” said Baruch Feigenbaum, lead author of the 28th Annual Highway Report and senior managing director of transportation policy at Reason Foundation.</w:t>
+        <w:t>“In terms of improving in the road condition and performance categories, Connecticut should focus on reducing Rural Other Principal Arterial Pavement Condition and Other Fatality Rate. Connecticut’s rank of 40th in Rural Other Principal Arterial Pavement Condition makes it one of the worst in the nation for this safety metric,” said Baruch Feigenbaum, lead author of the 30th Annual Highway Report and senior managing director of transportation policy at Reason Foundation.</w:t>
       </w:r>
     </w:p>
     <w:p>
@@ -70,7 +70,7 @@
           <w:color w:val="FF5500"/>
           <w:sz w:val="28"/>
         </w:rPr>
-        <w:t>CONNECTICUT’S RANKINGS IN THE 29TH ANNUAL HIGHWAY REPORT</w:t>
+        <w:t>CONNECTICUT’S RANKINGS IN THE 30TH ANNUAL HIGHWAY REPORT</w:t>
       </w:r>
     </w:p>
     <w:tbl>
@@ -148,7 +148,7 @@
               <w:rPr>
                 <w:sz w:val="20"/>
               </w:rPr>
-              <w:t>7</w:t>
+              <w:t>9</w:t>
             </w:r>
           </w:p>
         </w:tc>
@@ -212,7 +212,7 @@
               <w:rPr>
                 <w:sz w:val="20"/>
               </w:rPr>
-              <w:t>11</w:t>
+              <w:t>9</w:t>
             </w:r>
           </w:p>
         </w:tc>
@@ -243,7 +243,7 @@
               <w:rPr>
                 <w:sz w:val="20"/>
               </w:rPr>
-              <w:t>16</w:t>
+              <w:t>12</w:t>
             </w:r>
           </w:p>
         </w:tc>
@@ -276,7 +276,7 @@
               <w:rPr>
                 <w:sz w:val="20"/>
               </w:rPr>
-              <w:t>22</w:t>
+              <w:t>25</w:t>
             </w:r>
           </w:p>
         </w:tc>
@@ -307,7 +307,7 @@
               <w:rPr>
                 <w:sz w:val="20"/>
               </w:rPr>
-              <w:t>1</w:t>
+              <w:t>2</w:t>
             </w:r>
           </w:p>
         </w:tc>
@@ -340,7 +340,7 @@
               <w:rPr>
                 <w:sz w:val="20"/>
               </w:rPr>
-              <w:t>32</w:t>
+              <w:t>40</w:t>
             </w:r>
           </w:p>
         </w:tc>
@@ -371,7 +371,7 @@
               <w:rPr>
                 <w:sz w:val="20"/>
               </w:rPr>
-              <w:t>11</w:t>
+              <w:t>12</w:t>
             </w:r>
           </w:p>
         </w:tc>
@@ -404,7 +404,7 @@
               <w:rPr>
                 <w:sz w:val="20"/>
               </w:rPr>
-              <w:t>21</w:t>
+              <w:t>23</w:t>
             </w:r>
           </w:p>
         </w:tc>
@@ -435,7 +435,7 @@
               <w:rPr>
                 <w:sz w:val="20"/>
               </w:rPr>
-              <w:t>28</w:t>
+              <w:t>24</w:t>
             </w:r>
           </w:p>
         </w:tc>
@@ -468,7 +468,7 @@
               <w:rPr>
                 <w:sz w:val="20"/>
               </w:rPr>
-              <w:t>18</w:t>
+              <w:t>16</w:t>
             </w:r>
           </w:p>
         </w:tc>
@@ -499,7 +499,7 @@
               <w:rPr>
                 <w:sz w:val="20"/>
               </w:rPr>
-              <w:t>18</w:t>
+              <w:t>3</w:t>
             </w:r>
           </w:p>
         </w:tc>
@@ -532,7 +532,7 @@
               <w:rPr>
                 <w:sz w:val="20"/>
               </w:rPr>
-              <w:t>15</w:t>
+              <w:t>19</w:t>
             </w:r>
           </w:p>
         </w:tc>
@@ -563,7 +563,7 @@
               <w:rPr>
                 <w:sz w:val="20"/>
               </w:rPr>
-              <w:t>23</w:t>
+              <w:t>32</w:t>
             </w:r>
           </w:p>
         </w:tc>
@@ -572,12 +572,12 @@
     <w:p>
       <w:r>
         <w:br/>
-        <w:t>Reason Foundation’s 29th Annual Highway Report measures the condition and cost- effectiveness of state-controlled highways in 13 categories, including pavement and bridge conditions, traffic fatalities, and spending. In the performance categories, ranking first implies the state has the best or lowest fatality rate and its road pavement is in the best condition. A ranking of 50th in performance categories means the state has the worst fatality rates or pavement conditions. In simplified terms, in the cost-effectiveness categories, a rank of 50 means the state spends more money, and a first-place ranking means the state spends less money than other states in that category.</w:t>
+        <w:t>Reason Foundation’s 30th Annual Highway Report measures the condition and cost-effectiveness of state-controlled highways in 13 categories, including pavement and bridge conditions, traffic fatalities, and spending. In the performance categories, ranking first implies the state has the best or lowest fatality rate and its road pavement is in the best condition. A ranking of 50th in performance categories means the state has the worst fatality rates or pavement conditions. In simplified terms, in the cost-effectiveness categories, a rank of 50 means the state spends more money, and a first-place ranking means the state spends less money than other states in that category.</w:t>
       </w:r>
     </w:p>
     <w:p>
       <w:r>
-        <w:t>The report’s data are primarily information each state directly reported to the Federal Highway Administration for 2023. Better Roads and Bridges provides the deficient bridge data, and INRIX.com provides the traffic congestion data.</w:t>
+        <w:t>The report’s data are primarily information each state directly reported to the Federal Highway Administration for 2024. Better Roads and Bridges provides the deficient bridge data, and INRIX.com provides the traffic congestion data.</w:t>
       </w:r>
     </w:p>
     <w:sectPr>
